--- a/Entregas/Sprint 1/Planejamento e Arquitetura/H2 - Definir fluxo de processamento de documentos/PSP2 - S1T10 - Prompt de Compressão.docx
+++ b/Entregas/Sprint 1/Planejamento e Arquitetura/H2 - Definir fluxo de processamento de documentos/PSP2 - S1T10 - Prompt de Compressão.docx
@@ -46,6 +46,62 @@
       </w:pPr>
       <w:r>
         <w:t xml:space="preserve"/>
+      </w:r>
+    </w:p>
+    <w:p>
+      <w:pPr>
+        <w:pStyle w:val="Heading2"/>
+        <w:spacing w:after="180" w:before="120"/>
+      </w:pPr>
+      <w:r>
+        <w:rPr>
+          <w:rFonts w:ascii="Arial" w:cs="Arial" w:eastAsia="Arial" w:hAnsi="Arial"/>
+          <w:b/>
+          <w:bCs/>
+          <w:color w:val="1F3864"/>
+          <w:sz w:val="28"/>
+          <w:szCs w:val="28"/>
+        </w:rPr>
+        <w:t xml:space="preserve">📖 Em palavras simples</w:t>
+      </w:r>
+    </w:p>
+    <w:p>
+      <w:pPr>
+        <w:spacing w:after="180"/>
+      </w:pPr>
+      <w:r>
+        <w:rPr>
+          <w:rFonts w:ascii="Arial" w:cs="Arial" w:eastAsia="Arial" w:hAnsi="Arial"/>
+          <w:sz w:val="22"/>
+          <w:szCs w:val="22"/>
+        </w:rPr>
+        <w:t xml:space="preserve">Depois que a IA sintetizou um documento, ainda dá pra encolher mais: um resumo de 8 páginas vira uma “cola” de 1 página com só o essencial. Esse documento é o prompt de compressão, que tem dois modos: “compacta” (50–70% do tamanho, pra revisão) e “cola” (15–25%, pra consultar em prova).</w:t>
+      </w:r>
+    </w:p>
+    <w:p>
+      <w:pPr>
+        <w:spacing w:after="180"/>
+      </w:pPr>
+      <w:r>
+        <w:rPr>
+          <w:rFonts w:ascii="Arial" w:cs="Arial" w:eastAsia="Arial" w:hAnsi="Arial"/>
+          <w:sz w:val="22"/>
+          <w:szCs w:val="22"/>
+        </w:rPr>
+        <w:t xml:space="preserve">O prompt é estritamente cuidadoso pra não inventar nada: ele só pode resumir o que já estava no documento sintetizado. Preserva todas as fórmulas, mantém avisos críticos (tipo “atenção: troca de sinal”), e usa bullets curtos. O modo “cola” é parametrizado com o mesmo template, mudando só o limite de compressão.</w:t>
+      </w:r>
+    </w:p>
+    <w:p>
+      <w:pPr>
+        <w:spacing w:after="180"/>
+      </w:pPr>
+      <w:r>
+        <w:rPr>
+          <w:rFonts w:ascii="Arial" w:cs="Arial" w:eastAsia="Arial" w:hAnsi="Arial"/>
+          <w:sz w:val="22"/>
+          <w:szCs w:val="22"/>
+        </w:rPr>
+        <w:t xml:space="preserve">Por que isso importa? Quando chega a semana de prova, o aluno não tem tempo de ler 40 páginas de apostila. Ter automaticamente uma versão compacta e uma cola de cada documento muda o jogo: 30 minutos antes da prova, ele abre a cola e revisa o que importa.</w:t>
       </w:r>
     </w:p>
     <w:p>
